--- a/00-首页/题组Word/专项卷/一分册/专项卷VIII-学生版-打印版.docx
+++ b/00-首页/题组Word/专项卷/一分册/专项卷VIII-学生版-打印版.docx
@@ -6816,7 +6816,7 @@
         <m:sSup>
           <m:e>
             <m:r>
-              <m:t>​</m:t>
+              <m:t xml:space="preserve"> </m:t>
             </m:r>
           </m:e>
           <m:sup>
@@ -6842,7 +6842,7 @@
         <m:sSup>
           <m:e>
             <m:r>
-              <m:t>​</m:t>
+              <m:t xml:space="preserve"> </m:t>
             </m:r>
           </m:e>
           <m:sup>
@@ -6868,7 +6868,7 @@
         <m:sSup>
           <m:e>
             <m:r>
-              <m:t>​</m:t>
+              <m:t xml:space="preserve"> </m:t>
             </m:r>
           </m:e>
           <m:sup>

--- a/00-首页/题组Word/专项卷/一分册/专项卷VIII-学生版-打印版.docx
+++ b/00-首页/题组Word/专项卷/一分册/专项卷VIII-学生版-打印版.docx
@@ -513,6 +513,7 @@
     <w:p>
       <w:pPr>
         <w:pStyle w:val="FirstParagraph"/>
+        <w:spacing w:before="0" w:after="0"/>
       </w:pPr>
       <w:r>
         <w:rPr>
@@ -554,6 +555,7 @@
     <w:p>
       <w:pPr>
         <w:pStyle w:val="BodyText"/>
+        <w:spacing w:before="0" w:after="0"/>
       </w:pPr>
       <w:r>
         <w:rPr>
@@ -606,6 +608,7 @@
     <w:p>
       <w:pPr>
         <w:pStyle w:val="BodyText"/>
+        <w:spacing w:before="0" w:after="0"/>
       </w:pPr>
       <w:r>
         <w:rPr>
@@ -665,6 +668,7 @@
     <w:p>
       <w:pPr>
         <w:pStyle w:val="BodyText"/>
+        <w:spacing w:before="0" w:after="0"/>
       </w:pPr>
       <w:r>
         <w:rPr>
@@ -2166,6 +2170,7 @@
     <w:p>
       <w:pPr>
         <w:pStyle w:val="FirstParagraph"/>
+        <w:spacing w:before="0" w:after="0"/>
       </w:pPr>
       <w:r>
         <w:rPr>
@@ -2954,8 +2959,8 @@
     <w:p>
       <w:pPr>
         <w:pStyle w:val="FirstParagraph"/>
+        <w:spacing w:before="0" w:after="0"/>
         <w:ind w:left="480" w:hanging="480"/>
-        <w:spacing w:after="0"/>
       </w:pPr>
       <w:r>
         <w:rPr>
@@ -3064,8 +3069,8 @@
     <w:p>
       <w:pPr>
         <w:pStyle w:val="FirstParagraph"/>
+        <w:spacing w:before="0" w:after="0"/>
         <w:ind w:left="480" w:hanging="480"/>
-        <w:spacing w:before="0" w:after="0"/>
       </w:pPr>
       <w:r>
         <w:rPr>
@@ -3171,8 +3176,8 @@
     <w:p>
       <w:pPr>
         <w:pStyle w:val="FirstParagraph"/>
+        <w:spacing w:before="0" w:after="0"/>
         <w:ind w:left="480" w:hanging="480"/>
-        <w:spacing w:before="0" w:after="0"/>
       </w:pPr>
       <w:r>
         <w:rPr>
@@ -3276,8 +3281,8 @@
     <w:p>
       <w:pPr>
         <w:pStyle w:val="FirstParagraph"/>
+        <w:spacing w:before="0" w:after="0"/>
         <w:ind w:left="480" w:hanging="480"/>
-        <w:spacing w:before="0" w:after="180"/>
       </w:pPr>
       <w:r>
         <w:rPr>
@@ -6948,8 +6953,8 @@
     <w:p>
       <w:pPr>
         <w:pStyle w:val="BodyText"/>
+        <w:spacing w:before="0" w:after="0"/>
         <w:ind w:left="480" w:hanging="480"/>
-        <w:spacing w:after="0"/>
       </w:pPr>
       <w:r>
         <w:rPr>
@@ -6973,14 +6978,39 @@
     <w:p>
       <w:pPr>
         <w:pStyle w:val="BodyText"/>
+        <w:spacing w:before="0" w:after="0"/>
         <w:ind w:left="480" w:hanging="480"/>
+      </w:pPr>
+      <w:r>
+        <w:rPr>
+          <w:rFonts w:ascii="Times New Roman" w:hAnsi="Times New Roman" w:eastAsia="Times New Roman" w:cs="Times New Roman"/>
+        </w:rPr>
+        <w:t xml:space="preserve">B. 6 </w:t>
+      </w:r>
+      <w:r>
+        <w:rPr>
+          <w:rFonts w:hint="eastAsia" w:ascii="Times New Roman" w:hAnsi="Times New Roman" w:eastAsia="FangSong" w:cs="Times New Roman"/>
+        </w:rPr>
+        <w:t xml:space="preserve">种</w:t>
+      </w:r>
+      <w:r>
+        <w:rPr>
+          <w:rFonts w:ascii="Times New Roman" w:hAnsi="Times New Roman" w:eastAsia="Times New Roman" w:cs="Times New Roman"/>
+        </w:rPr>
+        <w:t xml:space="preserve">　　</w:t>
+      </w:r>
+    </w:p>
+    <w:p>
+      <w:pPr>
+        <w:pStyle w:val="BodyText"/>
         <w:spacing w:before="0" w:after="0"/>
-      </w:pPr>
-      <w:r>
-        <w:rPr>
-          <w:rFonts w:ascii="Times New Roman" w:hAnsi="Times New Roman" w:eastAsia="Times New Roman" w:cs="Times New Roman"/>
-        </w:rPr>
-        <w:t xml:space="preserve">B. 6 </w:t>
+        <w:ind w:left="480" w:hanging="480"/>
+      </w:pPr>
+      <w:r>
+        <w:rPr>
+          <w:rFonts w:ascii="Times New Roman" w:hAnsi="Times New Roman" w:eastAsia="Times New Roman" w:cs="Times New Roman"/>
+        </w:rPr>
+        <w:t xml:space="preserve">C. 9 </w:t>
       </w:r>
       <w:r>
         <w:rPr>
@@ -6998,33 +7028,8 @@
     <w:p>
       <w:pPr>
         <w:pStyle w:val="BodyText"/>
+        <w:spacing w:before="0" w:after="0"/>
         <w:ind w:left="480" w:hanging="480"/>
-        <w:spacing w:before="0" w:after="0"/>
-      </w:pPr>
-      <w:r>
-        <w:rPr>
-          <w:rFonts w:ascii="Times New Roman" w:hAnsi="Times New Roman" w:eastAsia="Times New Roman" w:cs="Times New Roman"/>
-        </w:rPr>
-        <w:t xml:space="preserve">C. 9 </w:t>
-      </w:r>
-      <w:r>
-        <w:rPr>
-          <w:rFonts w:hint="eastAsia" w:ascii="Times New Roman" w:hAnsi="Times New Roman" w:eastAsia="FangSong" w:cs="Times New Roman"/>
-        </w:rPr>
-        <w:t xml:space="preserve">种</w:t>
-      </w:r>
-      <w:r>
-        <w:rPr>
-          <w:rFonts w:ascii="Times New Roman" w:hAnsi="Times New Roman" w:eastAsia="Times New Roman" w:cs="Times New Roman"/>
-        </w:rPr>
-        <w:t xml:space="preserve">　　</w:t>
-      </w:r>
-    </w:p>
-    <w:p>
-      <w:pPr>
-        <w:pStyle w:val="BodyText"/>
-        <w:ind w:left="480" w:hanging="480"/>
-        <w:spacing w:before="0" w:after="180"/>
       </w:pPr>
       <w:r>
         <w:rPr>
@@ -7148,6 +7153,14 @@
       <w:tblPr>
         <w:tblStyle w:val="Table"/>
         <w:tblW w:type="auto" w:w="0"/>
+        <w:tblBorders>
+          <w:top w:val="single" w:sz="12" w:space="0" w:color="000000"/>
+          <w:left w:val="none" w:sz="0" w:space="0" w:color="auto"/>
+          <w:bottom w:val="single" w:sz="12" w:space="0" w:color="000000"/>
+          <w:right w:val="none" w:sz="0" w:space="0" w:color="auto"/>
+          <w:insideH w:val="none" w:sz="0" w:space="0" w:color="auto"/>
+          <w:insideV w:val="none" w:sz="0" w:space="0" w:color="auto"/>
+        </w:tblBorders>
         <w:tblLook w:firstRow="1" w:lastRow="0" w:firstColumn="0" w:lastColumn="0" w:noHBand="0" w:noVBand="0" w:val="0020"/>
       </w:tblPr>
       <w:tblGrid>
@@ -7166,7 +7179,11 @@
           <w:tblHeader w:val="on"/>
         </w:trPr>
         <w:tc>
-          <w:tcPr/>
+          <w:tcPr>
+            <w:tcBorders>
+              <w:bottom w:val="single" w:sz="8" w:space="0" w:color="000000"/>
+            </w:tcBorders>
+          </w:tcPr>
           <w:p>
             <w:pPr>
               <w:pStyle w:val="Compact"/>
@@ -7182,7 +7199,11 @@
           </w:p>
         </w:tc>
         <w:tc>
-          <w:tcPr/>
+          <w:tcPr>
+            <w:tcBorders>
+              <w:bottom w:val="single" w:sz="8" w:space="0" w:color="000000"/>
+            </w:tcBorders>
+          </w:tcPr>
           <w:p>
             <w:pPr>
               <w:pStyle w:val="Compact"/>
@@ -7198,7 +7219,11 @@
           </w:p>
         </w:tc>
         <w:tc>
-          <w:tcPr/>
+          <w:tcPr>
+            <w:tcBorders>
+              <w:bottom w:val="single" w:sz="8" w:space="0" w:color="000000"/>
+            </w:tcBorders>
+          </w:tcPr>
           <w:p>
             <w:pPr>
               <w:pStyle w:val="Compact"/>
@@ -7214,7 +7239,11 @@
           </w:p>
         </w:tc>
         <w:tc>
-          <w:tcPr/>
+          <w:tcPr>
+            <w:tcBorders>
+              <w:bottom w:val="single" w:sz="8" w:space="0" w:color="000000"/>
+            </w:tcBorders>
+          </w:tcPr>
           <w:p>
             <w:pPr>
               <w:pStyle w:val="Compact"/>
@@ -7230,7 +7259,11 @@
           </w:p>
         </w:tc>
         <w:tc>
-          <w:tcPr/>
+          <w:tcPr>
+            <w:tcBorders>
+              <w:bottom w:val="single" w:sz="8" w:space="0" w:color="000000"/>
+            </w:tcBorders>
+          </w:tcPr>
           <w:p>
             <w:pPr>
               <w:pStyle w:val="Compact"/>
@@ -7246,7 +7279,11 @@
           </w:p>
         </w:tc>
         <w:tc>
-          <w:tcPr/>
+          <w:tcPr>
+            <w:tcBorders>
+              <w:bottom w:val="single" w:sz="8" w:space="0" w:color="000000"/>
+            </w:tcBorders>
+          </w:tcPr>
           <w:p>
             <w:pPr>
               <w:pStyle w:val="Compact"/>
@@ -7262,7 +7299,11 @@
           </w:p>
         </w:tc>
         <w:tc>
-          <w:tcPr/>
+          <w:tcPr>
+            <w:tcBorders>
+              <w:bottom w:val="single" w:sz="8" w:space="0" w:color="000000"/>
+            </w:tcBorders>
+          </w:tcPr>
           <w:p>
             <w:pPr>
               <w:pStyle w:val="Compact"/>
@@ -7278,7 +7319,11 @@
           </w:p>
         </w:tc>
         <w:tc>
-          <w:tcPr/>
+          <w:tcPr>
+            <w:tcBorders>
+              <w:bottom w:val="single" w:sz="8" w:space="0" w:color="000000"/>
+            </w:tcBorders>
+          </w:tcPr>
           <w:p>
             <w:pPr>
               <w:pStyle w:val="Compact"/>
@@ -7294,7 +7339,11 @@
           </w:p>
         </w:tc>
         <w:tc>
-          <w:tcPr/>
+          <w:tcPr>
+            <w:tcBorders>
+              <w:bottom w:val="single" w:sz="8" w:space="0" w:color="000000"/>
+            </w:tcBorders>
+          </w:tcPr>
           <w:p>
             <w:pPr>
               <w:pStyle w:val="Compact"/>
@@ -7708,7 +7757,9 @@
       </w:r>
     </w:p>
     <w:p>
-      <w:pPr/>
+      <w:pPr>
+        <w:spacing w:before="0" w:after="0"/>
+      </w:pPr>
       <w:r>
         <w:rPr>
           <w:rFonts w:ascii="Times New Roman" w:hAnsi="Times New Roman" w:eastAsia="Times New Roman" w:cs="Times New Roman"/>
@@ -8877,6 +8928,7 @@
     <w:p>
       <w:pPr>
         <w:pStyle w:val="FirstParagraph"/>
+        <w:spacing w:before="0" w:after="0"/>
       </w:pPr>
       <w:r>
         <w:rPr>
@@ -8906,6 +8958,7 @@
     <w:p>
       <w:pPr>
         <w:pStyle w:val="BodyText"/>
+        <w:spacing w:before="0" w:after="0"/>
       </w:pPr>
       <w:r>
         <w:rPr>
@@ -8923,6 +8976,7 @@
     <w:p>
       <w:pPr>
         <w:pStyle w:val="BodyText"/>
+        <w:spacing w:before="0" w:after="0"/>
       </w:pPr>
       <w:r>
         <w:rPr>
@@ -8940,6 +8994,7 @@
     <w:p>
       <w:pPr>
         <w:pStyle w:val="BodyText"/>
+        <w:spacing w:before="0" w:after="0"/>
       </w:pPr>
       <w:r>
         <w:rPr>
@@ -9370,8 +9425,8 @@
     <w:p>
       <w:pPr>
         <w:pStyle w:val="BodyText"/>
+        <w:spacing w:before="0" w:after="0"/>
         <w:ind w:left="480" w:hanging="480"/>
-        <w:spacing w:after="0"/>
       </w:pPr>
       <w:r>
         <w:rPr>
@@ -9440,8 +9495,8 @@
     <w:p>
       <w:pPr>
         <w:pStyle w:val="BodyText"/>
+        <w:spacing w:before="0" w:after="0"/>
         <w:ind w:left="480" w:hanging="480"/>
-        <w:spacing w:before="0" w:after="0"/>
       </w:pPr>
       <w:r>
         <w:rPr>
@@ -9510,8 +9565,8 @@
     <w:p>
       <w:pPr>
         <w:pStyle w:val="BodyText"/>
+        <w:spacing w:before="0" w:after="0"/>
         <w:ind w:left="480" w:hanging="480"/>
-        <w:spacing w:before="0" w:after="0"/>
       </w:pPr>
       <w:r>
         <w:rPr>
@@ -9580,8 +9635,8 @@
     <w:p>
       <w:pPr>
         <w:pStyle w:val="BodyText"/>
+        <w:spacing w:before="0" w:after="0"/>
         <w:ind w:left="480" w:hanging="480"/>
-        <w:spacing w:before="0" w:after="180"/>
       </w:pPr>
       <w:r>
         <w:rPr>
@@ -9960,6 +10015,7 @@
     <w:p>
       <w:pPr>
         <w:pStyle w:val="BodyText"/>
+        <w:spacing w:before="0" w:after="0"/>
       </w:pPr>
       <w:r>
         <w:rPr>
@@ -9977,6 +10033,7 @@
     <w:p>
       <w:pPr>
         <w:pStyle w:val="BodyText"/>
+        <w:spacing w:before="0" w:after="0"/>
       </w:pPr>
       <w:r>
         <w:rPr>
@@ -10259,6 +10316,7 @@
     <w:p>
       <w:pPr>
         <w:pStyle w:val="BodyText"/>
+        <w:spacing w:before="0" w:after="0"/>
       </w:pPr>
       <w:r>
         <w:rPr>
@@ -10320,6 +10378,7 @@
     <w:p>
       <w:pPr>
         <w:pStyle w:val="BodyText"/>
+        <w:spacing w:before="0" w:after="0"/>
       </w:pPr>
       <w:r>
         <w:rPr>
@@ -11696,8 +11755,8 @@
     <w:p>
       <w:pPr>
         <w:pStyle w:val="FirstParagraph"/>
+        <w:spacing w:before="0" w:after="0"/>
         <w:ind w:left="480" w:hanging="480"/>
-        <w:spacing w:after="0"/>
       </w:pPr>
       <w:r>
         <w:rPr>
@@ -11721,51 +11780,51 @@
     <w:p>
       <w:pPr>
         <w:pStyle w:val="FirstParagraph"/>
+        <w:spacing w:before="0" w:after="0"/>
         <w:ind w:left="480" w:hanging="480"/>
+      </w:pPr>
+      <w:r>
+        <w:rPr>
+          <w:rFonts w:ascii="Times New Roman" w:hAnsi="Times New Roman" w:eastAsia="Times New Roman" w:cs="Times New Roman"/>
+        </w:rPr>
+        <w:t xml:space="preserve">B. </w:t>
+      </w:r>
+      <w:r>
+        <w:rPr>
+          <w:rFonts w:hint="eastAsia" w:ascii="Times New Roman" w:hAnsi="Times New Roman" w:eastAsia="FangSong" w:cs="Times New Roman"/>
+        </w:rPr>
+        <w:t>氙原子半径大</w:t>
+      </w:r>
+      <w:r>
+        <w:rPr>
+          <w:rFonts w:hint="eastAsia" w:ascii="Times New Roman" w:hAnsi="Times New Roman" w:eastAsia="Times New Roman" w:cs="Times New Roman"/>
+        </w:rPr>
+        <w:t>,</w:t>
+      </w:r>
+      <w:r>
+        <w:rPr>
+          <w:rFonts w:ascii="Times New Roman" w:hAnsi="Times New Roman" w:eastAsia="Times New Roman" w:cs="Times New Roman"/>
+        </w:rPr>
+        <w:t xml:space="preserve"> </w:t>
+      </w:r>
+      <w:r>
+        <w:rPr>
+          <w:rFonts w:hint="eastAsia" w:ascii="Times New Roman" w:hAnsi="Times New Roman" w:eastAsia="FangSong" w:cs="Times New Roman"/>
+        </w:rPr>
+        <w:t xml:space="preserve">电离能小</w:t>
+      </w:r>
+      <w:r>
+        <w:rPr>
+          <w:rFonts w:ascii="Times New Roman" w:hAnsi="Times New Roman" w:eastAsia="Times New Roman" w:cs="Times New Roman"/>
+        </w:rPr>
+        <w:t xml:space="preserve"> </w:t>
+      </w:r>
+    </w:p>
+    <w:p>
+      <w:pPr>
+        <w:pStyle w:val="FirstParagraph"/>
         <w:spacing w:before="0" w:after="0"/>
-      </w:pPr>
-      <w:r>
-        <w:rPr>
-          <w:rFonts w:ascii="Times New Roman" w:hAnsi="Times New Roman" w:eastAsia="Times New Roman" w:cs="Times New Roman"/>
-        </w:rPr>
-        <w:t xml:space="preserve">B. </w:t>
-      </w:r>
-      <w:r>
-        <w:rPr>
-          <w:rFonts w:hint="eastAsia" w:ascii="Times New Roman" w:hAnsi="Times New Roman" w:eastAsia="FangSong" w:cs="Times New Roman"/>
-        </w:rPr>
-        <w:t>氙原子半径大</w:t>
-      </w:r>
-      <w:r>
-        <w:rPr>
-          <w:rFonts w:hint="eastAsia" w:ascii="Times New Roman" w:hAnsi="Times New Roman" w:eastAsia="Times New Roman" w:cs="Times New Roman"/>
-        </w:rPr>
-        <w:t>,</w:t>
-      </w:r>
-      <w:r>
-        <w:rPr>
-          <w:rFonts w:ascii="Times New Roman" w:hAnsi="Times New Roman" w:eastAsia="Times New Roman" w:cs="Times New Roman"/>
-        </w:rPr>
-        <w:t xml:space="preserve"> </w:t>
-      </w:r>
-      <w:r>
-        <w:rPr>
-          <w:rFonts w:hint="eastAsia" w:ascii="Times New Roman" w:hAnsi="Times New Roman" w:eastAsia="FangSong" w:cs="Times New Roman"/>
-        </w:rPr>
-        <w:t xml:space="preserve">电离能小</w:t>
-      </w:r>
-      <w:r>
-        <w:rPr>
-          <w:rFonts w:ascii="Times New Roman" w:hAnsi="Times New Roman" w:eastAsia="Times New Roman" w:cs="Times New Roman"/>
-        </w:rPr>
-        <w:t xml:space="preserve"> </w:t>
-      </w:r>
-    </w:p>
-    <w:p>
-      <w:pPr>
-        <w:pStyle w:val="FirstParagraph"/>
         <w:ind w:left="480" w:hanging="480"/>
-        <w:spacing w:before="0" w:after="180"/>
       </w:pPr>
       <w:r>
         <w:rPr>
@@ -11846,8 +11905,8 @@
     <w:p>
       <w:pPr>
         <w:pStyle w:val="FirstParagraph"/>
+        <w:spacing w:before="0" w:after="0"/>
         <w:ind w:left="480" w:hanging="480"/>
-        <w:spacing w:after="0"/>
       </w:pPr>
       <w:r>
         <w:rPr>
@@ -11883,45 +11942,45 @@
     <w:p>
       <w:pPr>
         <w:pStyle w:val="FirstParagraph"/>
+        <w:spacing w:before="0" w:after="0"/>
         <w:ind w:left="480" w:hanging="480"/>
+      </w:pPr>
+      <w:r>
+        <w:rPr>
+          <w:rFonts w:ascii="Times New Roman" w:hAnsi="Times New Roman" w:eastAsia="Times New Roman" w:cs="Times New Roman"/>
+        </w:rPr>
+        <w:t xml:space="preserve">B. </w:t>
+      </w:r>
+      <w:r>
+        <w:rPr>
+          <w:rFonts w:hint="eastAsia" w:ascii="Times New Roman" w:hAnsi="Times New Roman" w:eastAsia="FangSong" w:cs="Times New Roman"/>
+        </w:rPr>
+        <w:t>氟</w:t>
+      </w:r>
+      <w:r>
+        <w:rPr>
+          <w:rFonts w:hint="eastAsia" w:ascii="Times New Roman" w:hAnsi="Times New Roman" w:eastAsia="Times New Roman" w:cs="Times New Roman"/>
+        </w:rPr>
+        <w:t>、</w:t>
+      </w:r>
+      <w:r>
+        <w:rPr>
+          <w:rFonts w:hint="eastAsia" w:ascii="Times New Roman" w:hAnsi="Times New Roman" w:eastAsia="FangSong" w:cs="Times New Roman"/>
+        </w:rPr>
+        <w:t>氧的原子半径小</w:t>
+      </w:r>
+      <w:r>
+        <w:rPr>
+          <w:rFonts w:ascii="Times New Roman" w:hAnsi="Times New Roman" w:eastAsia="Times New Roman" w:cs="Times New Roman"/>
+        </w:rPr>
+        <w:t xml:space="preserve"> </w:t>
+      </w:r>
+    </w:p>
+    <w:p>
+      <w:pPr>
+        <w:pStyle w:val="FirstParagraph"/>
         <w:spacing w:before="0" w:after="0"/>
-      </w:pPr>
-      <w:r>
-        <w:rPr>
-          <w:rFonts w:ascii="Times New Roman" w:hAnsi="Times New Roman" w:eastAsia="Times New Roman" w:cs="Times New Roman"/>
-        </w:rPr>
-        <w:t xml:space="preserve">B. </w:t>
-      </w:r>
-      <w:r>
-        <w:rPr>
-          <w:rFonts w:hint="eastAsia" w:ascii="Times New Roman" w:hAnsi="Times New Roman" w:eastAsia="FangSong" w:cs="Times New Roman"/>
-        </w:rPr>
-        <w:t>氟</w:t>
-      </w:r>
-      <w:r>
-        <w:rPr>
-          <w:rFonts w:hint="eastAsia" w:ascii="Times New Roman" w:hAnsi="Times New Roman" w:eastAsia="Times New Roman" w:cs="Times New Roman"/>
-        </w:rPr>
-        <w:t>、</w:t>
-      </w:r>
-      <w:r>
-        <w:rPr>
-          <w:rFonts w:hint="eastAsia" w:ascii="Times New Roman" w:hAnsi="Times New Roman" w:eastAsia="FangSong" w:cs="Times New Roman"/>
-        </w:rPr>
-        <w:t>氧的原子半径小</w:t>
-      </w:r>
-      <w:r>
-        <w:rPr>
-          <w:rFonts w:ascii="Times New Roman" w:hAnsi="Times New Roman" w:eastAsia="Times New Roman" w:cs="Times New Roman"/>
-        </w:rPr>
-        <w:t xml:space="preserve"> </w:t>
-      </w:r>
-    </w:p>
-    <w:p>
-      <w:pPr>
-        <w:pStyle w:val="FirstParagraph"/>
         <w:ind w:left="480" w:hanging="480"/>
-        <w:spacing w:before="0" w:after="180"/>
       </w:pPr>
       <w:r>
         <w:rPr>
@@ -11984,8 +12043,8 @@
     <w:p>
       <w:pPr>
         <w:pStyle w:val="FirstParagraph"/>
+        <w:spacing w:before="0" w:after="0"/>
         <w:ind w:left="480" w:hanging="480"/>
-        <w:spacing w:after="0"/>
       </w:pPr>
       <w:r>
         <w:rPr>
@@ -12009,33 +12068,33 @@
     <w:p>
       <w:pPr>
         <w:pStyle w:val="FirstParagraph"/>
+        <w:spacing w:before="0" w:after="0"/>
         <w:ind w:left="480" w:hanging="480"/>
+      </w:pPr>
+      <w:r>
+        <w:rPr>
+          <w:rFonts w:ascii="Times New Roman" w:hAnsi="Times New Roman" w:eastAsia="Times New Roman" w:cs="Times New Roman"/>
+        </w:rPr>
+        <w:t xml:space="preserve">B. </w:t>
+      </w:r>
+      <w:r>
+        <w:rPr>
+          <w:rFonts w:hint="eastAsia" w:ascii="Times New Roman" w:hAnsi="Times New Roman" w:eastAsia="FangSong" w:cs="Times New Roman"/>
+        </w:rPr>
+        <w:t xml:space="preserve">氡的电离能大</w:t>
+      </w:r>
+      <w:r>
+        <w:rPr>
+          <w:rFonts w:ascii="Times New Roman" w:hAnsi="Times New Roman" w:eastAsia="Times New Roman" w:cs="Times New Roman"/>
+        </w:rPr>
+        <w:t xml:space="preserve"> </w:t>
+      </w:r>
+    </w:p>
+    <w:p>
+      <w:pPr>
+        <w:pStyle w:val="FirstParagraph"/>
         <w:spacing w:before="0" w:after="0"/>
-      </w:pPr>
-      <w:r>
-        <w:rPr>
-          <w:rFonts w:ascii="Times New Roman" w:hAnsi="Times New Roman" w:eastAsia="Times New Roman" w:cs="Times New Roman"/>
-        </w:rPr>
-        <w:t xml:space="preserve">B. </w:t>
-      </w:r>
-      <w:r>
-        <w:rPr>
-          <w:rFonts w:hint="eastAsia" w:ascii="Times New Roman" w:hAnsi="Times New Roman" w:eastAsia="FangSong" w:cs="Times New Roman"/>
-        </w:rPr>
-        <w:t xml:space="preserve">氡的电离能大</w:t>
-      </w:r>
-      <w:r>
-        <w:rPr>
-          <w:rFonts w:ascii="Times New Roman" w:hAnsi="Times New Roman" w:eastAsia="Times New Roman" w:cs="Times New Roman"/>
-        </w:rPr>
-        <w:t xml:space="preserve"> </w:t>
-      </w:r>
-    </w:p>
-    <w:p>
-      <w:pPr>
-        <w:pStyle w:val="FirstParagraph"/>
         <w:ind w:left="480" w:hanging="480"/>
-        <w:spacing w:before="0" w:after="180"/>
       </w:pPr>
       <w:r>
         <w:rPr>
@@ -13078,6 +13137,14 @@
         <w:tblStyle w:val="Table"/>
         <w:tblW w:type="pct" w:w="5000"/>
         <w:tblLayout w:type="fixed"/>
+        <w:tblBorders>
+          <w:top w:val="single" w:sz="12" w:space="0" w:color="000000"/>
+          <w:left w:val="none" w:sz="0" w:space="0" w:color="auto"/>
+          <w:bottom w:val="single" w:sz="12" w:space="0" w:color="000000"/>
+          <w:right w:val="none" w:sz="0" w:space="0" w:color="auto"/>
+          <w:insideH w:val="none" w:sz="0" w:space="0" w:color="auto"/>
+          <w:insideV w:val="none" w:sz="0" w:space="0" w:color="auto"/>
+        </w:tblBorders>
         <w:tblLook w:firstRow="1" w:lastRow="0" w:firstColumn="0" w:lastColumn="0" w:noHBand="0" w:noVBand="0" w:val="0020"/>
       </w:tblPr>
       <w:tblGrid>
@@ -13092,7 +13159,11 @@
           <w:tblHeader w:val="on"/>
         </w:trPr>
         <w:tc>
-          <w:tcPr/>
+          <w:tcPr>
+            <w:tcBorders>
+              <w:bottom w:val="single" w:sz="8" w:space="0" w:color="000000"/>
+            </w:tcBorders>
+          </w:tcPr>
           <w:p>
             <w:pPr>
               <w:pStyle w:val="Compact"/>
@@ -13108,7 +13179,11 @@
           </w:p>
         </w:tc>
         <w:tc>
-          <w:tcPr/>
+          <w:tcPr>
+            <w:tcBorders>
+              <w:bottom w:val="single" w:sz="8" w:space="0" w:color="000000"/>
+            </w:tcBorders>
+          </w:tcPr>
           <w:p>
             <w:pPr>
               <w:pStyle w:val="Compact"/>
@@ -13138,7 +13213,11 @@
           </w:p>
         </w:tc>
         <w:tc>
-          <w:tcPr/>
+          <w:tcPr>
+            <w:tcBorders>
+              <w:bottom w:val="single" w:sz="8" w:space="0" w:color="000000"/>
+            </w:tcBorders>
+          </w:tcPr>
           <w:p>
             <w:pPr>
               <w:pStyle w:val="Compact"/>
@@ -13168,7 +13247,11 @@
           </w:p>
         </w:tc>
         <w:tc>
-          <w:tcPr/>
+          <w:tcPr>
+            <w:tcBorders>
+              <w:bottom w:val="single" w:sz="8" w:space="0" w:color="000000"/>
+            </w:tcBorders>
+          </w:tcPr>
           <w:p>
             <w:pPr>
               <w:pStyle w:val="Compact"/>
@@ -13191,7 +13274,11 @@
           </w:p>
         </w:tc>
         <w:tc>
-          <w:tcPr/>
+          <w:tcPr>
+            <w:tcBorders>
+              <w:bottom w:val="single" w:sz="8" w:space="0" w:color="000000"/>
+            </w:tcBorders>
+          </w:tcPr>
           <w:p>
             <w:pPr>
               <w:pStyle w:val="Compact"/>
@@ -16196,7 +16283,6 @@
     <w:bookmarkEnd w:id="51"/>
     <w:bookmarkEnd w:id="52"/>
     <w:sectPr>
-      <w:headerReference w:type="default" r:id="rId47"/>
       <w:footerReference w:type="default" r:id="rId9"/>
       <w:footnotePr>
         <w:numRestart w:val="eachSect"/>
@@ -16223,16 +16309,6 @@
       <w:rPr>
         <w:rFonts w:ascii="Times New Roman" w:hAnsi="Times New Roman" w:eastAsia="Times New Roman" w:cs="Times New Roman"/>
         <w:b w:val="0"/>
-        <w:color w:val="000000"/>
-        <w:sz w:val="20"/>
-      </w:rPr>
-      <w:t xml:space="preserve">第 </w:t>
-    </w:r>
-    <w:r>
-      <w:rPr>
-        <w:rFonts w:ascii="Times New Roman" w:hAnsi="Times New Roman" w:eastAsia="Times New Roman" w:cs="Times New Roman"/>
-        <w:b w:val="0"/>
-        <w:color w:val="000000"/>
         <w:sz w:val="20"/>
       </w:rPr>
       <w:fldChar w:fldCharType="begin"/>
@@ -16241,7 +16317,6 @@
       <w:rPr>
         <w:rFonts w:ascii="Times New Roman" w:hAnsi="Times New Roman" w:eastAsia="Times New Roman" w:cs="Times New Roman"/>
         <w:b w:val="0"/>
-        <w:color w:val="000000"/>
         <w:sz w:val="20"/>
       </w:rPr>
       <w:instrText xml:space="preserve"> PAGE </w:instrText>
@@ -16250,91 +16325,9 @@
       <w:rPr>
         <w:rFonts w:ascii="Times New Roman" w:hAnsi="Times New Roman" w:eastAsia="Times New Roman" w:cs="Times New Roman"/>
         <w:b w:val="0"/>
-        <w:color w:val="000000"/>
-        <w:sz w:val="20"/>
-      </w:rPr>
-      <w:fldChar w:fldCharType="separate"/>
-    </w:r>
-    <w:r>
-      <w:rPr>
-        <w:rFonts w:ascii="Times New Roman" w:hAnsi="Times New Roman" w:eastAsia="Times New Roman" w:cs="Times New Roman"/>
-        <w:b w:val="0"/>
-        <w:color w:val="000000"/>
-        <w:sz w:val="20"/>
-      </w:rPr>
-      <w:t>1</w:t>
-    </w:r>
-    <w:r>
-      <w:rPr>
-        <w:rFonts w:ascii="Times New Roman" w:hAnsi="Times New Roman" w:eastAsia="Times New Roman" w:cs="Times New Roman"/>
-        <w:b w:val="0"/>
-        <w:color w:val="000000"/>
         <w:sz w:val="20"/>
       </w:rPr>
       <w:fldChar w:fldCharType="end"/>
-    </w:r>
-    <w:r>
-      <w:rPr>
-        <w:rFonts w:ascii="Times New Roman" w:hAnsi="Times New Roman" w:eastAsia="Times New Roman" w:cs="Times New Roman"/>
-        <w:b w:val="0"/>
-        <w:color w:val="000000"/>
-        <w:sz w:val="20"/>
-      </w:rPr>
-      <w:t xml:space="preserve"> 页 / 共 </w:t>
-    </w:r>
-    <w:r>
-      <w:rPr>
-        <w:rFonts w:ascii="Times New Roman" w:hAnsi="Times New Roman" w:eastAsia="Times New Roman" w:cs="Times New Roman"/>
-        <w:b w:val="0"/>
-        <w:color w:val="000000"/>
-        <w:sz w:val="20"/>
-      </w:rPr>
-      <w:fldChar w:fldCharType="begin"/>
-    </w:r>
-    <w:r>
-      <w:rPr>
-        <w:rFonts w:ascii="Times New Roman" w:hAnsi="Times New Roman" w:eastAsia="Times New Roman" w:cs="Times New Roman"/>
-        <w:b w:val="0"/>
-        <w:color w:val="000000"/>
-        <w:sz w:val="20"/>
-      </w:rPr>
-      <w:instrText xml:space="preserve"> NUMPAGES </w:instrText>
-    </w:r>
-    <w:r>
-      <w:rPr>
-        <w:rFonts w:ascii="Times New Roman" w:hAnsi="Times New Roman" w:eastAsia="Times New Roman" w:cs="Times New Roman"/>
-        <w:b w:val="0"/>
-        <w:color w:val="000000"/>
-        <w:sz w:val="20"/>
-      </w:rPr>
-      <w:fldChar w:fldCharType="separate"/>
-    </w:r>
-    <w:r>
-      <w:rPr>
-        <w:rFonts w:ascii="Times New Roman" w:hAnsi="Times New Roman" w:eastAsia="Times New Roman" w:cs="Times New Roman"/>
-        <w:b w:val="0"/>
-        <w:color w:val="000000"/>
-        <w:sz w:val="20"/>
-      </w:rPr>
-      <w:t>1</w:t>
-    </w:r>
-    <w:r>
-      <w:rPr>
-        <w:rFonts w:ascii="Times New Roman" w:hAnsi="Times New Roman" w:eastAsia="Times New Roman" w:cs="Times New Roman"/>
-        <w:b w:val="0"/>
-        <w:color w:val="000000"/>
-        <w:sz w:val="20"/>
-      </w:rPr>
-      <w:fldChar w:fldCharType="end"/>
-    </w:r>
-    <w:r>
-      <w:rPr>
-        <w:rFonts w:ascii="Times New Roman" w:hAnsi="Times New Roman" w:eastAsia="Times New Roman" w:cs="Times New Roman"/>
-        <w:b w:val="0"/>
-        <w:color w:val="000000"/>
-        <w:sz w:val="20"/>
-      </w:rPr>
-      <w:t xml:space="preserve"> 页</w:t>
     </w:r>
   </w:p>
 </w:ftr>
@@ -16357,28 +16350,6 @@
     </w:p>
   </w:footnote>
 </w:footnotes>
-</file>
-
-<file path=word/header1.xml><?xml version="1.0" encoding="utf-8"?>
-<w:hdr xmlns:m="http://schemas.openxmlformats.org/officeDocument/2006/math" xmlns:mc="http://schemas.openxmlformats.org/markup-compatibility/2006" xmlns:mo="http://schemas.microsoft.com/office/mac/office/2008/main" xmlns:mv="urn:schemas-microsoft-com:mac:vml" xmlns:o="urn:schemas-microsoft-com:office:office" xmlns:r="http://schemas.openxmlformats.org/officeDocument/2006/relationships" xmlns:v="urn:schemas-microsoft-com:vml" xmlns:w10="urn:schemas-microsoft-com:office:word" xmlns:w14="http://schemas.microsoft.com/office/word/2010/wordml" xmlns:w="http://schemas.openxmlformats.org/wordprocessingml/2006/main" xmlns:wne="http://schemas.microsoft.com/office/word/2006/wordml" xmlns:wp14="http://schemas.microsoft.com/office/word/2010/wordprocessingDrawing" xmlns:wp="http://schemas.openxmlformats.org/drawingml/2006/wordprocessingDrawing" xmlns:wpc="http://schemas.microsoft.com/office/word/2010/wordprocessingCanvas" xmlns:wpg="http://schemas.microsoft.com/office/word/2010/wordprocessingGroup" xmlns:wpi="http://schemas.microsoft.com/office/word/2010/wordprocessingInk" xmlns:wps="http://schemas.microsoft.com/office/word/2010/wordprocessingShape" mc:Ignorable="w14 wp14">
-  <w:p>
-    <w:pPr>
-      <w:jc w:val="right"/>
-      <w:pBdr>
-        <w:bottom w:val="single" w:sz="4" w:space="2" w:color="000000"/>
-      </w:pBdr>
-    </w:pPr>
-    <w:r>
-      <w:rPr>
-        <w:rFonts w:ascii="Times New Roman" w:hAnsi="Times New Roman" w:eastAsia="Times New Roman" w:cs="Times New Roman"/>
-        <w:b w:val="0"/>
-        <w:color w:val="000000"/>
-        <w:sz w:val="18"/>
-      </w:rPr>
-      <w:t xml:space="preserve">一分册专项卷VIII</w:t>
-    </w:r>
-  </w:p>
-</w:hdr>
 </file>
 
 <file path=word/numbering.xml><?xml version="1.0" encoding="utf-8"?>
